--- a/2026/Рабочая тетрадь 5.docx
+++ b/2026/Рабочая тетрадь 5.docx
@@ -1503,18 +1503,18 @@
         </w:rPr>
       </w:pPr>
     </w:p>
-    <w:bookmarkStart w:id="1" w:name="_Toc227242934" w:displacedByCustomXml="next"/>
-    <w:bookmarkStart w:id="2" w:name="_Toc70075743" w:displacedByCustomXml="next"/>
-    <w:bookmarkStart w:id="3" w:name="_Toc66911821" w:displacedByCustomXml="next"/>
-    <w:bookmarkStart w:id="4" w:name="_Toc66911612" w:displacedByCustomXml="next"/>
-    <w:bookmarkStart w:id="5" w:name="_Toc66911534" w:displacedByCustomXml="next"/>
-    <w:bookmarkStart w:id="6" w:name="_Toc66911088" w:displacedByCustomXml="next"/>
-    <w:bookmarkStart w:id="7" w:name="_Toc51944867" w:displacedByCustomXml="next"/>
-    <w:bookmarkStart w:id="8" w:name="_Toc32824513" w:displacedByCustomXml="next"/>
-    <w:bookmarkStart w:id="9" w:name="_Toc53328273" w:displacedByCustomXml="next"/>
-    <w:bookmarkStart w:id="10" w:name="_Toc53328297" w:displacedByCustomXml="next"/>
-    <w:bookmarkStart w:id="11" w:name="_Toc53328358" w:displacedByCustomXml="next"/>
-    <w:bookmarkStart w:id="12" w:name="_Toc66891486" w:displacedByCustomXml="next"/>
+    <w:bookmarkStart w:id="1" w:name="_Toc66891486" w:displacedByCustomXml="next"/>
+    <w:bookmarkStart w:id="2" w:name="_Toc53328358" w:displacedByCustomXml="next"/>
+    <w:bookmarkStart w:id="3" w:name="_Toc53328297" w:displacedByCustomXml="next"/>
+    <w:bookmarkStart w:id="4" w:name="_Toc53328273" w:displacedByCustomXml="next"/>
+    <w:bookmarkStart w:id="5" w:name="_Toc32824513" w:displacedByCustomXml="next"/>
+    <w:bookmarkStart w:id="6" w:name="_Toc51944867" w:displacedByCustomXml="next"/>
+    <w:bookmarkStart w:id="7" w:name="_Toc66911088" w:displacedByCustomXml="next"/>
+    <w:bookmarkStart w:id="8" w:name="_Toc66911534" w:displacedByCustomXml="next"/>
+    <w:bookmarkStart w:id="9" w:name="_Toc66911612" w:displacedByCustomXml="next"/>
+    <w:bookmarkStart w:id="10" w:name="_Toc66911821" w:displacedByCustomXml="next"/>
+    <w:bookmarkStart w:id="11" w:name="_Toc70075743" w:displacedByCustomXml="next"/>
+    <w:bookmarkStart w:id="12" w:name="_Toc227251040" w:displacedByCustomXml="next"/>
     <w:sdt>
       <w:sdtPr>
         <w:rPr>
@@ -1614,7 +1614,7 @@
               <w14:ligatures w14:val="standardContextual"/>
             </w:rPr>
           </w:pPr>
-          <w:hyperlink w:anchor="_Toc227242934" w:history="1">
+          <w:hyperlink w:anchor="_Toc227251040" w:history="1">
             <w:r>
               <w:rPr>
                 <w:rStyle w:val="af0"/>
@@ -1637,7 +1637,7 @@
               <w:rPr>
                 <w:webHidden/>
               </w:rPr>
-              <w:instrText xml:space="preserve"> PAGEREF _Toc227242934 \h </w:instrText>
+              <w:instrText xml:space="preserve"> PAGEREF _Toc227251040 \h </w:instrText>
             </w:r>
             <w:r>
               <w:rPr>
@@ -1676,7 +1676,7 @@
               <w14:ligatures w14:val="standardContextual"/>
             </w:rPr>
           </w:pPr>
-          <w:hyperlink w:anchor="_Toc227242935" w:history="1">
+          <w:hyperlink w:anchor="_Toc227251041" w:history="1">
             <w:r>
               <w:rPr>
                 <w:rStyle w:val="af0"/>
@@ -1699,7 +1699,7 @@
               <w:rPr>
                 <w:webHidden/>
               </w:rPr>
-              <w:instrText xml:space="preserve"> PAGEREF _Toc227242935 \h </w:instrText>
+              <w:instrText xml:space="preserve"> PAGEREF _Toc227251041 \h </w:instrText>
             </w:r>
             <w:r>
               <w:rPr>
@@ -1738,7 +1738,7 @@
               <w14:ligatures w14:val="standardContextual"/>
             </w:rPr>
           </w:pPr>
-          <w:hyperlink w:anchor="_Toc227242936" w:history="1">
+          <w:hyperlink w:anchor="_Toc227251042" w:history="1">
             <w:r>
               <w:rPr>
                 <w:rStyle w:val="af0"/>
@@ -1761,7 +1761,7 @@
               <w:rPr>
                 <w:webHidden/>
               </w:rPr>
-              <w:instrText xml:space="preserve"> PAGEREF _Toc227242936 \h </w:instrText>
+              <w:instrText xml:space="preserve"> PAGEREF _Toc227251042 \h </w:instrText>
             </w:r>
             <w:r>
               <w:rPr>
@@ -1800,7 +1800,7 @@
               <w14:ligatures w14:val="standardContextual"/>
             </w:rPr>
           </w:pPr>
-          <w:hyperlink w:anchor="_Toc227242937" w:history="1">
+          <w:hyperlink w:anchor="_Toc227251043" w:history="1">
             <w:r>
               <w:rPr>
                 <w:rStyle w:val="af0"/>
@@ -1823,7 +1823,7 @@
               <w:rPr>
                 <w:webHidden/>
               </w:rPr>
-              <w:instrText xml:space="preserve"> PAGEREF _Toc227242937 \h </w:instrText>
+              <w:instrText xml:space="preserve"> PAGEREF _Toc227251043 \h </w:instrText>
             </w:r>
             <w:r>
               <w:rPr>
@@ -1841,6 +1841,68 @@
                 <w:webHidden/>
               </w:rPr>
               <w:t>3</w:t>
+            </w:r>
+            <w:r>
+              <w:rPr>
+                <w:webHidden/>
+              </w:rPr>
+              <w:fldChar w:fldCharType="end"/>
+            </w:r>
+          </w:hyperlink>
+        </w:p>
+        <w:p>
+          <w:pPr>
+            <w:pStyle w:val="13"/>
+            <w:rPr>
+              <w:rFonts w:asciiTheme="minorHAnsi" w:eastAsiaTheme="minorEastAsia" w:hAnsiTheme="minorHAnsi" w:cstheme="minorBidi"/>
+              <w:b w:val="0"/>
+              <w:bCs w:val="0"/>
+              <w:kern w:val="2"/>
+              <w:lang w:eastAsia="ru-RU"/>
+              <w14:ligatures w14:val="standardContextual"/>
+            </w:rPr>
+          </w:pPr>
+          <w:hyperlink w:anchor="_Toc227251044" w:history="1">
+            <w:r>
+              <w:rPr>
+                <w:rStyle w:val="af0"/>
+              </w:rPr>
+              <w:t>Выводы</w:t>
+            </w:r>
+            <w:r>
+              <w:rPr>
+                <w:webHidden/>
+              </w:rPr>
+              <w:tab/>
+            </w:r>
+            <w:r>
+              <w:rPr>
+                <w:webHidden/>
+              </w:rPr>
+              <w:fldChar w:fldCharType="begin"/>
+            </w:r>
+            <w:r>
+              <w:rPr>
+                <w:webHidden/>
+              </w:rPr>
+              <w:instrText xml:space="preserve"> PAGEREF _Toc227251044 \h </w:instrText>
+            </w:r>
+            <w:r>
+              <w:rPr>
+                <w:webHidden/>
+              </w:rPr>
+            </w:r>
+            <w:r>
+              <w:rPr>
+                <w:webHidden/>
+              </w:rPr>
+              <w:fldChar w:fldCharType="separate"/>
+            </w:r>
+            <w:r>
+              <w:rPr>
+                <w:webHidden/>
+              </w:rPr>
+              <w:t>10</w:t>
             </w:r>
             <w:r>
               <w:rPr>
@@ -1906,7 +1968,7 @@
       <w:pPr>
         <w:pStyle w:val="1"/>
       </w:pPr>
-      <w:bookmarkStart w:id="13" w:name="_Toc227242935"/>
+      <w:bookmarkStart w:id="13" w:name="_Toc227251041"/>
       <w:r>
         <w:lastRenderedPageBreak/>
         <w:t>Введение</w:t>
@@ -1965,7 +2027,7 @@
       <w:pPr>
         <w:pStyle w:val="1"/>
       </w:pPr>
-      <w:bookmarkStart w:id="14" w:name="_Toc227242936"/>
+      <w:bookmarkStart w:id="14" w:name="_Toc227251042"/>
       <w:r>
         <w:t>Основная часть</w:t>
       </w:r>
@@ -1975,7 +2037,7 @@
       <w:pPr>
         <w:pStyle w:val="af1"/>
       </w:pPr>
-      <w:bookmarkStart w:id="15" w:name="_Toc227242937"/>
+      <w:bookmarkStart w:id="15" w:name="_Toc227251043"/>
       <w:r>
         <w:t>Практическое задание</w:t>
       </w:r>
@@ -1991,6 +2053,9 @@
         </w:rPr>
       </w:pPr>
       <w:r>
+        <w:rPr>
+          <w:noProof/>
+        </w:rPr>
         <w:drawing>
           <wp:inline distT="0" distB="0" distL="0" distR="0" wp14:anchorId="4283210D" wp14:editId="04B04BA4">
             <wp:extent cx="5940425" cy="1924685"/>
@@ -2047,6 +2112,7 @@
       </w:pPr>
       <w:r>
         <w:rPr>
+          <w:noProof/>
           <w:lang w:val="en-US"/>
         </w:rPr>
         <w:drawing>
@@ -2097,6 +2163,7 @@
       </w:pPr>
       <w:r>
         <w:rPr>
+          <w:noProof/>
           <w:lang w:val="en-US"/>
         </w:rPr>
         <w:lastRenderedPageBreak/>
@@ -2158,6 +2225,7 @@
       </w:pPr>
       <w:r>
         <w:rPr>
+          <w:noProof/>
           <w:lang w:val="en-US"/>
         </w:rPr>
         <w:drawing>
@@ -2207,6 +2275,7 @@
       </w:pPr>
       <w:r>
         <w:rPr>
+          <w:noProof/>
           <w:lang w:val="en-US"/>
         </w:rPr>
         <w:lastRenderedPageBreak/>
@@ -2264,6 +2333,9 @@
         </w:rPr>
       </w:pPr>
       <w:r>
+        <w:rPr>
+          <w:noProof/>
+        </w:rPr>
         <w:drawing>
           <wp:inline distT="0" distB="0" distL="0" distR="0" wp14:anchorId="25C4A0D8" wp14:editId="035B485A">
             <wp:extent cx="4953691" cy="2695951"/>
@@ -2354,15 +2426,9 @@
     <w:p>
       <w:pPr>
         <w:pStyle w:val="af3"/>
-        <w:rPr>
-          <w:lang w:val="en-US"/>
-        </w:rPr>
       </w:pPr>
       <w:r>
-        <w:t>4</w:t>
-      </w:r>
-      <w:r>
-        <w:t>. Получите полное меню ресторана и цены на каждую позицию. В запросе должны быть отражены название, размер, стоимость, категория пиццы и ингредиенты, из которых она изготовлена</w:t>
+        <w:t>4. Получите полное меню ресторана и цены на каждую позицию. В запросе должны быть отражены название, размер, стоимость, категория пиццы и ингредиенты, из которых она изготовлена</w:t>
       </w:r>
     </w:p>
     <w:p>
@@ -2375,6 +2441,7 @@
       </w:pPr>
       <w:r>
         <w:rPr>
+          <w:noProof/>
           <w:lang w:val="en-US"/>
         </w:rPr>
         <w:drawing>
@@ -2424,6 +2491,7 @@
       </w:pPr>
       <w:r>
         <w:rPr>
+          <w:noProof/>
           <w:lang w:val="en-US"/>
         </w:rPr>
         <w:drawing>
@@ -2466,9 +2534,6 @@
     <w:p>
       <w:pPr>
         <w:pStyle w:val="af3"/>
-        <w:rPr>
-          <w:lang w:val="en-US"/>
-        </w:rPr>
       </w:pPr>
       <w:r>
         <w:lastRenderedPageBreak/>
@@ -2534,6 +2599,7 @@
       </w:pPr>
       <w:r>
         <w:rPr>
+          <w:noProof/>
           <w:lang w:val="en-US"/>
         </w:rPr>
         <w:drawing>
@@ -2595,6 +2661,7 @@
       </w:pPr>
       <w:r>
         <w:rPr>
+          <w:noProof/>
           <w:lang w:val="en-US"/>
         </w:rPr>
         <w:drawing>
@@ -2686,9 +2753,6 @@
     <w:p>
       <w:pPr>
         <w:pStyle w:val="af3"/>
-        <w:rPr>
-          <w:lang w:val="en-US"/>
-        </w:rPr>
       </w:pPr>
       <w:r>
         <w:t>8. Пиццы какого размера продавались больше всего за 3-ий и за 4-ый квартал 2015 года?</w:t>
@@ -2704,6 +2768,7 @@
       </w:pPr>
       <w:r>
         <w:rPr>
+          <w:noProof/>
           <w:lang w:val="en-US"/>
         </w:rPr>
         <w:drawing>
@@ -2743,52 +2808,411 @@
         </w:drawing>
       </w:r>
     </w:p>
+    <w:tbl>
+      <w:tblPr>
+        <w:tblStyle w:val="af9"/>
+        <w:tblW w:w="0" w:type="auto"/>
+        <w:tblLook w:val="04A0" w:firstRow="1" w:lastRow="0" w:firstColumn="1" w:lastColumn="0" w:noHBand="0" w:noVBand="1"/>
+      </w:tblPr>
+      <w:tblGrid>
+        <w:gridCol w:w="9345"/>
+      </w:tblGrid>
+      <w:tr>
+        <w:tc>
+          <w:tcPr>
+            <w:tcW w:w="9345" w:type="dxa"/>
+          </w:tcPr>
+          <w:p>
+            <w:pPr>
+              <w:pStyle w:val="af3"/>
+              <w:jc w:val="left"/>
+              <w:rPr>
+                <w:lang w:val="en-US"/>
+              </w:rPr>
+            </w:pPr>
+            <w:r>
+              <w:rPr>
+                <w:lang w:val="en-US"/>
+              </w:rPr>
+              <w:t>with t as (</w:t>
+            </w:r>
+          </w:p>
+          <w:p>
+            <w:pPr>
+              <w:pStyle w:val="af3"/>
+              <w:jc w:val="left"/>
+              <w:rPr>
+                <w:lang w:val="en-US"/>
+              </w:rPr>
+            </w:pPr>
+            <w:r>
+              <w:rPr>
+                <w:lang w:val="en-US"/>
+              </w:rPr>
+              <w:t xml:space="preserve">    select case</w:t>
+            </w:r>
+          </w:p>
+          <w:p>
+            <w:pPr>
+              <w:pStyle w:val="af3"/>
+              <w:jc w:val="left"/>
+              <w:rPr>
+                <w:lang w:val="en-US"/>
+              </w:rPr>
+            </w:pPr>
+            <w:r>
+              <w:rPr>
+                <w:lang w:val="en-US"/>
+              </w:rPr>
+              <w:t xml:space="preserve">               when strftime('%m', o.order_datetime) in ('07','08','09') then '3'</w:t>
+            </w:r>
+          </w:p>
+          <w:p>
+            <w:pPr>
+              <w:pStyle w:val="af3"/>
+              <w:jc w:val="left"/>
+              <w:rPr>
+                <w:lang w:val="en-US"/>
+              </w:rPr>
+            </w:pPr>
+            <w:r>
+              <w:rPr>
+                <w:lang w:val="en-US"/>
+              </w:rPr>
+              <w:t xml:space="preserve">               else '4'</w:t>
+            </w:r>
+          </w:p>
+          <w:p>
+            <w:pPr>
+              <w:pStyle w:val="af3"/>
+              <w:jc w:val="left"/>
+              <w:rPr>
+                <w:lang w:val="en-US"/>
+              </w:rPr>
+            </w:pPr>
+            <w:r>
+              <w:rPr>
+                <w:lang w:val="en-US"/>
+              </w:rPr>
+              <w:t xml:space="preserve">           end as quarter,</w:t>
+            </w:r>
+          </w:p>
+          <w:p>
+            <w:pPr>
+              <w:pStyle w:val="af3"/>
+              <w:jc w:val="left"/>
+              <w:rPr>
+                <w:lang w:val="en-US"/>
+              </w:rPr>
+            </w:pPr>
+            <w:r>
+              <w:rPr>
+                <w:lang w:val="en-US"/>
+              </w:rPr>
+              <w:t xml:space="preserve">           </w:t>
+            </w:r>
+            <w:r>
+              <w:rPr>
+                <w:lang w:val="en-US"/>
+              </w:rPr>
+              <w:t>s.size_name,</w:t>
+            </w:r>
+          </w:p>
+          <w:p>
+            <w:pPr>
+              <w:pStyle w:val="af3"/>
+              <w:jc w:val="left"/>
+              <w:rPr>
+                <w:lang w:val="en-US"/>
+              </w:rPr>
+            </w:pPr>
+            <w:r>
+              <w:rPr>
+                <w:lang w:val="en-US"/>
+              </w:rPr>
+              <w:lastRenderedPageBreak/>
+              <w:t xml:space="preserve">           </w:t>
+            </w:r>
+            <w:r>
+              <w:rPr>
+                <w:lang w:val="en-US"/>
+              </w:rPr>
+              <w:t>sum(od.quantity) as total_sold</w:t>
+            </w:r>
+          </w:p>
+          <w:p>
+            <w:pPr>
+              <w:pStyle w:val="af3"/>
+              <w:jc w:val="left"/>
+              <w:rPr>
+                <w:lang w:val="en-US"/>
+              </w:rPr>
+            </w:pPr>
+            <w:r>
+              <w:rPr>
+                <w:lang w:val="en-US"/>
+              </w:rPr>
+              <w:t xml:space="preserve">    from order_details od</w:t>
+            </w:r>
+          </w:p>
+          <w:p>
+            <w:pPr>
+              <w:pStyle w:val="af3"/>
+              <w:jc w:val="left"/>
+              <w:rPr>
+                <w:lang w:val="en-US"/>
+              </w:rPr>
+            </w:pPr>
+            <w:r>
+              <w:rPr>
+                <w:lang w:val="en-US"/>
+              </w:rPr>
+              <w:t xml:space="preserve">    join orders o on od.order_id = o.order_id</w:t>
+            </w:r>
+          </w:p>
+          <w:p>
+            <w:pPr>
+              <w:pStyle w:val="af3"/>
+              <w:jc w:val="left"/>
+              <w:rPr>
+                <w:lang w:val="en-US"/>
+              </w:rPr>
+            </w:pPr>
+            <w:r>
+              <w:rPr>
+                <w:lang w:val="en-US"/>
+              </w:rPr>
+              <w:t xml:space="preserve">    join pizza_size ps on od.pizza_size_id = ps.pizza_size_id</w:t>
+            </w:r>
+          </w:p>
+          <w:p>
+            <w:pPr>
+              <w:pStyle w:val="af3"/>
+              <w:jc w:val="left"/>
+              <w:rPr>
+                <w:lang w:val="en-US"/>
+              </w:rPr>
+            </w:pPr>
+            <w:r>
+              <w:rPr>
+                <w:lang w:val="en-US"/>
+              </w:rPr>
+              <w:t xml:space="preserve">    join size s on ps.size_id = s.size_id</w:t>
+            </w:r>
+          </w:p>
+          <w:p>
+            <w:pPr>
+              <w:pStyle w:val="af3"/>
+              <w:jc w:val="left"/>
+              <w:rPr>
+                <w:lang w:val="en-US"/>
+              </w:rPr>
+            </w:pPr>
+            <w:r>
+              <w:rPr>
+                <w:lang w:val="en-US"/>
+              </w:rPr>
+              <w:t xml:space="preserve">    where strftime('%Y', o.order_datetime) = '2015'</w:t>
+            </w:r>
+          </w:p>
+          <w:p>
+            <w:pPr>
+              <w:pStyle w:val="af3"/>
+              <w:jc w:val="left"/>
+              <w:rPr>
+                <w:lang w:val="en-US"/>
+              </w:rPr>
+            </w:pPr>
+            <w:r>
+              <w:rPr>
+                <w:lang w:val="en-US"/>
+              </w:rPr>
+              <w:t xml:space="preserve">      and strftime('%m', o.order_datetime) in ('07','08','09','10','11','12')</w:t>
+            </w:r>
+          </w:p>
+          <w:p>
+            <w:pPr>
+              <w:pStyle w:val="af3"/>
+              <w:jc w:val="left"/>
+              <w:rPr>
+                <w:lang w:val="en-US"/>
+              </w:rPr>
+            </w:pPr>
+            <w:r>
+              <w:rPr>
+                <w:lang w:val="en-US"/>
+              </w:rPr>
+              <w:t xml:space="preserve">    group by quarter, s.size_name</w:t>
+            </w:r>
+          </w:p>
+          <w:p>
+            <w:pPr>
+              <w:pStyle w:val="af3"/>
+              <w:jc w:val="left"/>
+              <w:rPr>
+                <w:lang w:val="en-US"/>
+              </w:rPr>
+            </w:pPr>
+            <w:r>
+              <w:rPr>
+                <w:lang w:val="en-US"/>
+              </w:rPr>
+              <w:t>)</w:t>
+            </w:r>
+          </w:p>
+          <w:p>
+            <w:pPr>
+              <w:pStyle w:val="af3"/>
+              <w:jc w:val="left"/>
+              <w:rPr>
+                <w:lang w:val="en-US"/>
+              </w:rPr>
+            </w:pPr>
+            <w:r>
+              <w:rPr>
+                <w:lang w:val="en-US"/>
+              </w:rPr>
+              <w:t>select t1.quarter,</w:t>
+            </w:r>
+          </w:p>
+          <w:p>
+            <w:pPr>
+              <w:pStyle w:val="af3"/>
+              <w:jc w:val="left"/>
+              <w:rPr>
+                <w:lang w:val="en-US"/>
+              </w:rPr>
+            </w:pPr>
+            <w:r>
+              <w:rPr>
+                <w:lang w:val="en-US"/>
+              </w:rPr>
+              <w:t xml:space="preserve">       t1.size_name,</w:t>
+            </w:r>
+          </w:p>
+          <w:p>
+            <w:pPr>
+              <w:pStyle w:val="af3"/>
+              <w:jc w:val="left"/>
+              <w:rPr>
+                <w:lang w:val="en-US"/>
+              </w:rPr>
+            </w:pPr>
+            <w:r>
+              <w:rPr>
+                <w:lang w:val="en-US"/>
+              </w:rPr>
+              <w:t xml:space="preserve">       t1.total_sold</w:t>
+            </w:r>
+          </w:p>
+          <w:p>
+            <w:pPr>
+              <w:pStyle w:val="af3"/>
+              <w:jc w:val="left"/>
+              <w:rPr>
+                <w:lang w:val="en-US"/>
+              </w:rPr>
+            </w:pPr>
+            <w:r>
+              <w:rPr>
+                <w:lang w:val="en-US"/>
+              </w:rPr>
+              <w:t>from t t1</w:t>
+            </w:r>
+          </w:p>
+          <w:p>
+            <w:pPr>
+              <w:pStyle w:val="af3"/>
+              <w:jc w:val="left"/>
+              <w:rPr>
+                <w:lang w:val="en-US"/>
+              </w:rPr>
+            </w:pPr>
+            <w:r>
+              <w:rPr>
+                <w:lang w:val="en-US"/>
+              </w:rPr>
+              <w:t>where t1.total_sold = (</w:t>
+            </w:r>
+          </w:p>
+          <w:p>
+            <w:pPr>
+              <w:pStyle w:val="af3"/>
+              <w:jc w:val="left"/>
+              <w:rPr>
+                <w:lang w:val="en-US"/>
+              </w:rPr>
+            </w:pPr>
+            <w:r>
+              <w:rPr>
+                <w:lang w:val="en-US"/>
+              </w:rPr>
+              <w:t xml:space="preserve">    select max(t2.total_sold)</w:t>
+            </w:r>
+          </w:p>
+          <w:p>
+            <w:pPr>
+              <w:pStyle w:val="af3"/>
+              <w:jc w:val="left"/>
+              <w:rPr>
+                <w:lang w:val="en-US"/>
+              </w:rPr>
+            </w:pPr>
+            <w:r>
+              <w:rPr>
+                <w:lang w:val="en-US"/>
+              </w:rPr>
+              <w:t xml:space="preserve">    from t t2</w:t>
+            </w:r>
+          </w:p>
+          <w:p>
+            <w:pPr>
+              <w:pStyle w:val="af3"/>
+              <w:jc w:val="left"/>
+              <w:rPr>
+                <w:lang w:val="en-US"/>
+              </w:rPr>
+            </w:pPr>
+            <w:r>
+              <w:rPr>
+                <w:lang w:val="en-US"/>
+              </w:rPr>
+              <w:t xml:space="preserve">    where t2.quarter = t1.quarter</w:t>
+            </w:r>
+          </w:p>
+          <w:p>
+            <w:pPr>
+              <w:pStyle w:val="af3"/>
+              <w:jc w:val="left"/>
+              <w:rPr>
+                <w:lang w:val="en-US"/>
+              </w:rPr>
+            </w:pPr>
+            <w:r>
+              <w:rPr>
+                <w:lang w:val="en-US"/>
+              </w:rPr>
+              <w:t>)</w:t>
+            </w:r>
+          </w:p>
+          <w:p>
+            <w:pPr>
+              <w:pStyle w:val="af3"/>
+              <w:ind w:firstLine="0"/>
+              <w:jc w:val="left"/>
+            </w:pPr>
+            <w:r>
+              <w:t>order by t1.quarter</w:t>
+            </w:r>
+          </w:p>
+        </w:tc>
+      </w:tr>
+    </w:tbl>
     <w:p>
       <w:pPr>
         <w:pStyle w:val="af3"/>
         <w:jc w:val="center"/>
       </w:pPr>
-      <w:r>
-        <w:rPr>
-          <w:lang w:val="en-US"/>
-        </w:rPr>
-        <w:lastRenderedPageBreak/>
-        <w:drawing>
-          <wp:inline distT="0" distB="0" distL="0" distR="0" wp14:anchorId="7205E242" wp14:editId="72EFD936">
-            <wp:extent cx="4820706" cy="4191000"/>
-            <wp:effectExtent l="0" t="0" r="0" b="0"/>
-            <wp:docPr id="813838257" name="Рисунок 1"/>
-            <wp:cNvGraphicFramePr>
-              <a:graphicFrameLocks xmlns:a="http://schemas.openxmlformats.org/drawingml/2006/main" noChangeAspect="1"/>
-            </wp:cNvGraphicFramePr>
-            <a:graphic xmlns:a="http://schemas.openxmlformats.org/drawingml/2006/main">
-              <a:graphicData uri="http://schemas.openxmlformats.org/drawingml/2006/picture">
-                <pic:pic xmlns:pic="http://schemas.openxmlformats.org/drawingml/2006/picture">
-                  <pic:nvPicPr>
-                    <pic:cNvPr id="813838257" name=""/>
-                    <pic:cNvPicPr/>
-                  </pic:nvPicPr>
-                  <pic:blipFill>
-                    <a:blip r:embed="rId22"/>
-                    <a:stretch>
-                      <a:fillRect/>
-                    </a:stretch>
-                  </pic:blipFill>
-                  <pic:spPr>
-                    <a:xfrm>
-                      <a:off x="0" y="0"/>
-                      <a:ext cx="4824274" cy="4194102"/>
-                    </a:xfrm>
-                    <a:prstGeom prst="rect">
-                      <a:avLst/>
-                    </a:prstGeom>
-                  </pic:spPr>
-                </pic:pic>
-              </a:graphicData>
-            </a:graphic>
-          </wp:inline>
-        </w:drawing>
-      </w:r>
     </w:p>
     <w:p>
       <w:pPr>
@@ -2796,6 +3220,10 @@
         <w:jc w:val="center"/>
       </w:pPr>
       <w:r>
+        <w:rPr>
+          <w:noProof/>
+        </w:rPr>
+        <w:lastRenderedPageBreak/>
         <w:drawing>
           <wp:inline distT="0" distB="0" distL="0" distR="0" wp14:anchorId="088A76DE" wp14:editId="1514AB04">
             <wp:extent cx="3196838" cy="4031673"/>
@@ -2812,7 +3240,7 @@
                     <pic:cNvPicPr/>
                   </pic:nvPicPr>
                   <pic:blipFill>
-                    <a:blip r:embed="rId23"/>
+                    <a:blip r:embed="rId22"/>
                     <a:stretch>
                       <a:fillRect/>
                     </a:stretch>
@@ -2833,8 +3261,56 @@
         </w:drawing>
       </w:r>
     </w:p>
+    <w:p>
+      <w:pPr>
+        <w:pStyle w:val="af1"/>
+      </w:pPr>
+      <w:bookmarkStart w:id="16" w:name="_Toc227251044"/>
+      <w:r>
+        <w:t>Выводы</w:t>
+      </w:r>
+      <w:bookmarkEnd w:id="16"/>
+    </w:p>
+    <w:p>
+      <w:pPr>
+        <w:pStyle w:val="af3"/>
+      </w:pPr>
+      <w:r>
+        <w:t xml:space="preserve">В ходе </w:t>
+      </w:r>
+      <w:r>
+        <w:t xml:space="preserve">работы было изучено использование БД в </w:t>
+      </w:r>
+      <w:r>
+        <w:rPr>
+          <w:lang w:val="en-US"/>
+        </w:rPr>
+        <w:t>logi</w:t>
+      </w:r>
+      <w:r>
+        <w:rPr>
+          <w:lang w:val="en-US"/>
+        </w:rPr>
+        <w:t>nom</w:t>
+      </w:r>
+      <w:r>
+        <w:t xml:space="preserve">. </w:t>
+      </w:r>
+      <w:r>
+        <w:t>Б</w:t>
+      </w:r>
+      <w:r>
+        <w:t>ыл проведен анализ</w:t>
+      </w:r>
+      <w:r>
+        <w:t xml:space="preserve"> базы данных</w:t>
+      </w:r>
+      <w:r>
+        <w:t xml:space="preserve"> заказов пиццерии: определены заказы в заданный временной интервал, выявлены заказы с наибольшим количеством позиций и получены их даты и время. Сформировано полное меню с указанием названия, размера, категории, состава и цены пицц. Выполнено объединение всех таблиц для получения детализированной информации по транзакциям с расчетом полной стоимости позиций. Рассчитан общий доход по категориям пицц, а также определены наиболее популярные размеры пицц в 3-м и 4-м кварталах 2015 года.</w:t>
+      </w:r>
+    </w:p>
     <w:sectPr>
-      <w:footerReference w:type="default" r:id="rId24"/>
+      <w:footerReference w:type="default" r:id="rId23"/>
       <w:pgSz w:w="11906" w:h="16838"/>
       <w:pgMar w:top="1134" w:right="850" w:bottom="1134" w:left="1701" w:header="720" w:footer="720" w:gutter="0"/>
       <w:cols w:space="720"/>
@@ -4194,6 +4670,7 @@
   <w:style w:type="character" w:default="1" w:styleId="a0">
     <w:name w:val="Default Paragraph Font"/>
     <w:uiPriority w:val="1"/>
+    <w:semiHidden/>
     <w:unhideWhenUsed/>
   </w:style>
   <w:style w:type="table" w:default="1" w:styleId="a1">
@@ -4774,6 +5251,25 @@
       <w14:ligatures w14:val="none"/>
     </w:rPr>
   </w:style>
+  <w:style w:type="table" w:styleId="af9">
+    <w:name w:val="Table Grid"/>
+    <w:basedOn w:val="a1"/>
+    <w:uiPriority w:val="39"/>
+    <w:rsid w:val="007125FC"/>
+    <w:pPr>
+      <w:spacing w:after="0" w:line="240" w:lineRule="auto"/>
+    </w:pPr>
+    <w:tblPr>
+      <w:tblBorders>
+        <w:top w:val="single" w:sz="4" w:space="0" w:color="auto"/>
+        <w:left w:val="single" w:sz="4" w:space="0" w:color="auto"/>
+        <w:bottom w:val="single" w:sz="4" w:space="0" w:color="auto"/>
+        <w:right w:val="single" w:sz="4" w:space="0" w:color="auto"/>
+        <w:insideH w:val="single" w:sz="4" w:space="0" w:color="auto"/>
+        <w:insideV w:val="single" w:sz="4" w:space="0" w:color="auto"/>
+      </w:tblBorders>
+    </w:tblPr>
+  </w:style>
 </w:styles>
 </file>
 
